--- a/Login Code.docx
+++ b/Login Code.docx
@@ -1,199 +1,210 @@
 
 <file path=word/document.xml><?xml version="1.0" encoding="utf-8"?>
-<w:document xmlns:wpc="http://schemas.microsoft.com/office/word/2010/wordprocessingCanvas" xmlns:cx="http://schemas.microsoft.com/office/drawing/2014/chartex" xmlns:cx1="http://schemas.microsoft.com/office/drawing/2015/9/8/chartex" xmlns:cx2="http://schemas.microsoft.com/office/drawing/2015/10/21/chartex" xmlns:cx3="http://schemas.microsoft.com/office/drawing/2016/5/9/chartex" xmlns:cx4="http://schemas.microsoft.com/office/drawing/2016/5/10/chartex" xmlns:cx5="http://schemas.microsoft.com/office/drawing/2016/5/11/chartex" xmlns:cx6="http://schemas.microsoft.com/office/drawing/2016/5/12/chartex" xmlns:cx7="http://schemas.microsoft.com/office/drawing/2016/5/13/chartex" xmlns:cx8="http://schemas.microsoft.com/office/drawing/2016/5/14/chartex" xmlns:mc="http://schemas.openxmlformats.org/markup-compatibility/2006" xmlns:aink="http://schemas.microsoft.com/office/drawing/2016/ink" xmlns:am3d="http://schemas.microsoft.com/office/drawing/2017/model3d" xmlns:o="urn:schemas-microsoft-com:office:office" xmlns:oel="http://schemas.microsoft.com/office/2019/extlst" xmlns:r="http://schemas.openxmlformats.org/officeDocument/2006/relationships" xmlns:m="http://schemas.openxmlformats.org/officeDocument/2006/math" xmlns:v="urn:schemas-microsoft-com:vml" xmlns:wp14="http://schemas.microsoft.com/office/word/2010/wordprocessingDrawing" xmlns:wp="http://schemas.openxmlformats.org/drawingml/2006/wordprocessingDrawing" xmlns:w10="urn:schemas-microsoft-com:office:word" xmlns:w="http://schemas.openxmlformats.org/wordprocessingml/2006/main" xmlns:w14="http://schemas.microsoft.com/office/word/2010/wordml" xmlns:w15="http://schemas.microsoft.com/office/word/2012/wordml" xmlns:w16cei="http://schemas.microsoft.com/office/word/2026/wordml/cei" xmlns:w16cex="http://schemas.microsoft.com/office/word/2018/wordml/cex" xmlns:w16cid="http://schemas.microsoft.com/office/word/2016/wordml/cid" xmlns:w16="http://schemas.microsoft.com/office/word/2018/wordml" xmlns:w16du="http://schemas.microsoft.com/office/word/2023/wordml/word16du" xmlns:w16sdtdh="http://schemas.microsoft.com/office/word/2020/wordml/sdtdatahash" xmlns:w16sdtfl="http://schemas.microsoft.com/office/word/2024/wordml/sdtformatlock" xmlns:w16se="http://schemas.microsoft.com/office/word/2015/wordml/symex" xmlns:wpg="http://schemas.microsoft.com/office/word/2010/wordprocessingGroup" xmlns:wpi="http://schemas.microsoft.com/office/word/2010/wordprocessingInk" xmlns:wne="http://schemas.microsoft.com/office/word/2006/wordml" xmlns:wps="http://schemas.microsoft.com/office/word/2010/wordprocessingShape" mc:Ignorable="w14 w15 w16se w16cid w16 w16cex w16sdtdh w16sdtfl w16du wp14">
+<w:document xmlns:wpc="http://schemas.microsoft.com/office/word/2010/wordprocessingCanvas" xmlns:cx="http://schemas.microsoft.com/office/drawing/2014/chartex" xmlns:cx1="http://schemas.microsoft.com/office/drawing/2015/9/8/chartex" xmlns:cx2="http://schemas.microsoft.com/office/drawing/2015/10/21/chartex" xmlns:cx3="http://schemas.microsoft.com/office/drawing/2016/5/9/chartex" xmlns:cx4="http://schemas.microsoft.com/office/drawing/2016/5/10/chartex" xmlns:cx5="http://schemas.microsoft.com/office/drawing/2016/5/11/chartex" xmlns:cx6="http://schemas.microsoft.com/office/drawing/2016/5/12/chartex" xmlns:cx7="http://schemas.microsoft.com/office/drawing/2016/5/13/chartex" xmlns:cx8="http://schemas.microsoft.com/office/drawing/2016/5/14/chartex" xmlns:mc="http://schemas.openxmlformats.org/markup-compatibility/2006" xmlns:aink="http://schemas.microsoft.com/office/drawing/2016/ink" xmlns:am3d="http://schemas.microsoft.com/office/drawing/2017/model3d" xmlns:o="urn:schemas-microsoft-com:office:office" xmlns:oel="http://schemas.microsoft.com/office/2019/extlst" xmlns:r="http://schemas.openxmlformats.org/officeDocument/2006/relationships" xmlns:m="http://schemas.openxmlformats.org/officeDocument/2006/math" xmlns:v="urn:schemas-microsoft-com:vml" xmlns:wp14="http://schemas.microsoft.com/office/word/2010/wordprocessingDrawing" xmlns:wp="http://schemas.openxmlformats.org/drawingml/2006/wordprocessingDrawing" xmlns:w10="urn:schemas-microsoft-com:office:word" xmlns:w="http://schemas.openxmlformats.org/wordprocessingml/2006/main" xmlns:w14="http://schemas.microsoft.com/office/word/2010/wordml" xmlns:w15="http://schemas.microsoft.com/office/word/2012/wordml" xmlns:w16cex="http://schemas.microsoft.com/office/word/2018/wordml/cex" xmlns:w16cid="http://schemas.microsoft.com/office/word/2016/wordml/cid" xmlns:w16="http://schemas.microsoft.com/office/word/2018/wordml" xmlns:w16du="http://schemas.microsoft.com/office/word/2023/wordml/word16du" xmlns:w16sdtdh="http://schemas.microsoft.com/office/word/2020/wordml/sdtdatahash" xmlns:w16sdtfl="http://schemas.microsoft.com/office/word/2024/wordml/sdtformatlock" xmlns:w16se="http://schemas.microsoft.com/office/word/2015/wordml/symex" xmlns:wpg="http://schemas.microsoft.com/office/word/2010/wordprocessingGroup" xmlns:wpi="http://schemas.microsoft.com/office/word/2010/wordprocessingInk" xmlns:wne="http://schemas.microsoft.com/office/word/2006/wordml" xmlns:wps="http://schemas.microsoft.com/office/word/2010/wordprocessingShape" mc:Ignorable="w14 w15 w16se w16cid w16 w16cex w16sdtdh w16sdtfl w16du wp14">
   <w:body>
     <w:p>
       <w:r>
-        <w:t xml:space="preserve">const </w:t>
-      </w:r>
-      <w:proofErr w:type="gramStart"/>
-      <w:r>
-        <w:t>{ test</w:t>
-      </w:r>
-      <w:proofErr w:type="gramEnd"/>
-      <w:r>
-        <w:t xml:space="preserve">, </w:t>
-      </w:r>
-      <w:proofErr w:type="gramStart"/>
-      <w:r>
-        <w:t>expect }</w:t>
-      </w:r>
-      <w:proofErr w:type="gramEnd"/>
-      <w:r>
-        <w:t xml:space="preserve"> = require('@playwright/test');</w:t>
+        <w:t xml:space="preserve">import </w:t>
+      </w:r>
+      <w:proofErr w:type="spellStart"/>
+      <w:r>
+        <w:t>org.openqa.selenium.By</w:t>
+      </w:r>
+      <w:proofErr w:type="spellEnd"/>
+      <w:r>
+        <w:t>;</w:t>
+      </w:r>
+    </w:p>
+    <w:p>
+      <w:r>
+        <w:t xml:space="preserve">import </w:t>
+      </w:r>
+      <w:proofErr w:type="spellStart"/>
+      <w:r>
+        <w:t>org.openqa.selenium.WebDriver</w:t>
+      </w:r>
+      <w:proofErr w:type="spellEnd"/>
+      <w:r>
+        <w:t>;</w:t>
+      </w:r>
+    </w:p>
+    <w:p>
+      <w:r>
+        <w:t xml:space="preserve">import </w:t>
+      </w:r>
+      <w:proofErr w:type="spellStart"/>
+      <w:r>
+        <w:t>org.openqa.selenium.chrome.ChromeDriver</w:t>
+      </w:r>
+      <w:proofErr w:type="spellEnd"/>
+      <w:r>
+        <w:t>;</w:t>
       </w:r>
     </w:p>
     <w:p/>
     <w:p>
-      <w:proofErr w:type="gramStart"/>
-      <w:r>
-        <w:t>test(</w:t>
-      </w:r>
-      <w:proofErr w:type="gramEnd"/>
-      <w:r>
-        <w:t xml:space="preserve">'Demo Login Test', async </w:t>
-      </w:r>
-      <w:proofErr w:type="gramStart"/>
-      <w:r>
-        <w:t>({ page</w:t>
-      </w:r>
-      <w:proofErr w:type="gramEnd"/>
-      <w:r>
-        <w:t xml:space="preserve"> }) =&gt; {</w:t>
-      </w:r>
-    </w:p>
-    <w:p>
-      <w:r>
-        <w:t xml:space="preserve">  await </w:t>
+      <w:r>
+        <w:t xml:space="preserve">public class </w:t>
       </w:r>
       <w:proofErr w:type="spellStart"/>
-      <w:proofErr w:type="gramStart"/>
-      <w:r>
-        <w:t>page.goto</w:t>
+      <w:r>
+        <w:t>SimplePageHandler</w:t>
       </w:r>
       <w:proofErr w:type="spellEnd"/>
-      <w:proofErr w:type="gramEnd"/>
-      <w:r>
-        <w:t>('</w:t>
-      </w:r>
-      <w:r>
-        <w:t xml:space="preserve"> </w:t>
-      </w:r>
-      <w:r>
-        <w:t>https://rentifaidev.coinbitwallet.com</w:t>
-      </w:r>
-      <w:r>
-        <w:t>/login');</w:t>
+      <w:r>
+        <w:t xml:space="preserve"> {</w:t>
+      </w:r>
+    </w:p>
+    <w:p>
+      <w:r>
+        <w:t xml:space="preserve">    public static void main(String[] </w:t>
+      </w:r>
+      <w:proofErr w:type="spellStart"/>
+      <w:r>
+        <w:t>args</w:t>
+      </w:r>
+      <w:proofErr w:type="spellEnd"/>
+      <w:r>
+        <w:t>) {</w:t>
+      </w:r>
+    </w:p>
+    <w:p>
+      <w:r>
+        <w:t xml:space="preserve">        // 1. Open Chrome</w:t>
+      </w:r>
+    </w:p>
+    <w:p>
+      <w:r>
+        <w:t xml:space="preserve">        WebDriver driver = new </w:t>
+      </w:r>
+      <w:proofErr w:type="spellStart"/>
+      <w:r>
+        <w:t>ChromeDriver</w:t>
+      </w:r>
+      <w:proofErr w:type="spellEnd"/>
+      <w:r>
+        <w:t>();</w:t>
       </w:r>
     </w:p>
     <w:p/>
     <w:p>
       <w:r>
-        <w:t xml:space="preserve">  await </w:t>
+        <w:t xml:space="preserve">        // 2. Go to the webpage</w:t>
+      </w:r>
+    </w:p>
+    <w:p>
+      <w:r>
+        <w:t xml:space="preserve">        </w:t>
       </w:r>
       <w:proofErr w:type="spellStart"/>
-      <w:proofErr w:type="gramStart"/>
-      <w:r>
-        <w:t>page.fill</w:t>
+      <w:r>
+        <w:t>driver.get</w:t>
       </w:r>
       <w:proofErr w:type="spellEnd"/>
-      <w:proofErr w:type="gramEnd"/>
-      <w:r>
-        <w:t>('#username</w:t>
-      </w:r>
-      <w:proofErr w:type="gramStart"/>
-      <w:r>
-        <w:t>',</w:t>
-      </w:r>
-      <w:r>
-        <w:t>'Test@gmail.com</w:t>
-      </w:r>
-      <w:proofErr w:type="gramEnd"/>
-      <w:r>
-        <w:t>'</w:t>
-      </w:r>
-      <w:r>
-        <w:t>);</w:t>
-      </w:r>
-    </w:p>
-    <w:p>
-      <w:r>
-        <w:t xml:space="preserve">  await </w:t>
+      <w:r>
+        <w:t>("https://www.google.com");</w:t>
+      </w:r>
+    </w:p>
+    <w:p/>
+    <w:p>
+      <w:r>
+        <w:t xml:space="preserve">        // 3. Type text into an input box</w:t>
+      </w:r>
+    </w:p>
+    <w:p>
+      <w:r>
+        <w:t xml:space="preserve">        </w:t>
       </w:r>
       <w:proofErr w:type="spellStart"/>
-      <w:proofErr w:type="gramStart"/>
-      <w:r>
-        <w:t>page.fill</w:t>
+      <w:r>
+        <w:t>driver.findElement</w:t>
       </w:r>
       <w:proofErr w:type="spellEnd"/>
-      <w:proofErr w:type="gramEnd"/>
-      <w:r>
-        <w:t>('#password', '</w:t>
-      </w:r>
-      <w:r>
-        <w:t>Test@12345</w:t>
-      </w:r>
-      <w:r>
-        <w:t>');</w:t>
+      <w:r>
+        <w:t>(By.name("q")).</w:t>
+      </w:r>
+      <w:proofErr w:type="spellStart"/>
+      <w:r>
+        <w:t>sendKeys</w:t>
+      </w:r>
+      <w:proofErr w:type="spellEnd"/>
+      <w:r>
+        <w:t>("Selenium Java");</w:t>
       </w:r>
     </w:p>
     <w:p/>
     <w:p>
       <w:r>
-        <w:t xml:space="preserve">  await </w:t>
+        <w:t xml:space="preserve">        // 4. Click a button (or press Enter)</w:t>
+      </w:r>
+    </w:p>
+    <w:p>
+      <w:r>
+        <w:t xml:space="preserve">        </w:t>
       </w:r>
       <w:proofErr w:type="spellStart"/>
-      <w:proofErr w:type="gramStart"/>
-      <w:r>
-        <w:t>page.click</w:t>
+      <w:r>
+        <w:t>driver.findElement</w:t>
       </w:r>
       <w:proofErr w:type="spellEnd"/>
-      <w:proofErr w:type="gramEnd"/>
-      <w:r>
-        <w:t>('button[type="submit"]');</w:t>
+      <w:r>
+        <w:t>(By.name("q")).submit();</w:t>
       </w:r>
     </w:p>
     <w:p/>
     <w:p>
       <w:r>
-        <w:t xml:space="preserve">  await expect(</w:t>
+        <w:t xml:space="preserve">        // 5. Print the title</w:t>
+      </w:r>
+    </w:p>
+    <w:p>
+      <w:r>
+        <w:t xml:space="preserve">        </w:t>
       </w:r>
       <w:proofErr w:type="spellStart"/>
-      <w:proofErr w:type="gramStart"/>
-      <w:r>
-        <w:t>page.locator</w:t>
+      <w:r>
+        <w:t>System.out.println</w:t>
       </w:r>
       <w:proofErr w:type="spellEnd"/>
-      <w:proofErr w:type="gramEnd"/>
-      <w:r>
-        <w:t>('#flash')</w:t>
-      </w:r>
-      <w:proofErr w:type="gramStart"/>
-      <w:r>
-        <w:t>).</w:t>
+      <w:r>
+        <w:t xml:space="preserve">("Title: " + </w:t>
       </w:r>
       <w:proofErr w:type="spellStart"/>
       <w:r>
-        <w:t>toContainText</w:t>
+        <w:t>driver.getTitle</w:t>
       </w:r>
       <w:proofErr w:type="spellEnd"/>
-      <w:proofErr w:type="gramEnd"/>
-      <w:r>
-        <w:t>(</w:t>
-      </w:r>
-    </w:p>
-    <w:p>
-      <w:r>
-        <w:t xml:space="preserve">    'You logged into a secure area!'</w:t>
-      </w:r>
-    </w:p>
-    <w:p>
-      <w:r>
-        <w:t xml:space="preserve">  );</w:t>
+      <w:r>
+        <w:t>());</w:t>
       </w:r>
     </w:p>
     <w:p/>
     <w:p>
       <w:r>
-        <w:t xml:space="preserve">  await expect(page</w:t>
-      </w:r>
-      <w:proofErr w:type="gramStart"/>
-      <w:r>
-        <w:t>).</w:t>
+        <w:t xml:space="preserve">        // 6. Close the browser</w:t>
+      </w:r>
+    </w:p>
+    <w:p>
+      <w:r>
+        <w:t xml:space="preserve">        </w:t>
       </w:r>
       <w:proofErr w:type="spellStart"/>
       <w:r>
-        <w:t>toHaveURL</w:t>
+        <w:t>driver.quit</w:t>
       </w:r>
       <w:proofErr w:type="spellEnd"/>
-      <w:proofErr w:type="gramEnd"/>
-      <w:r>
-        <w:t>(/secure/);</w:t>
-      </w:r>
-    </w:p>
-    <w:p>
-      <w:r>
-        <w:t>});</w:t>
+      <w:r>
+        <w:t>();</w:t>
+      </w:r>
+    </w:p>
+    <w:p>
+      <w:r>
+        <w:t xml:space="preserve">    }</w:t>
+      </w:r>
+    </w:p>
+    <w:p>
+      <w:r>
+        <w:t>}</w:t>
       </w:r>
     </w:p>
     <w:sectPr>
